--- a/zht/docx/193.content.docx
+++ b/zht/docx/193.content.docx
@@ -379,18 +379,12 @@
           <w:lang w:val="zh_TW" w:bidi="zh_TW"/>
         </w:rPr>
       </w:r>
-      <w:hyperlink r:id="rId13">
-        <w:r>
-          <w:rPr>
-            <w:lang w:val="zh_TW" w:bidi="zh_TW"/>
-          </w:rPr>
-          <w:rPr>
-            <w:color w:val="0000EE"/>
-            <w:u w:val="single"/>
-          </w:rPr>
-          <w:t>彼得前書1:19</w:t>
-        </w:r>
-      </w:hyperlink>
+      <w:r>
+        <w:rPr>
+          <w:lang w:val="zh_TW" w:bidi="zh_TW"/>
+        </w:rPr>
+        <w:t>彼得前書1:19</w:t>
+      </w:r>
     </w:p>
     <w:p>
       <w:pPr>
@@ -403,18 +397,12 @@
           <w:lang w:val="zh_TW" w:bidi="zh_TW"/>
         </w:rPr>
       </w:r>
-      <w:hyperlink r:id="rId14">
-        <w:r>
-          <w:rPr>
-            <w:lang w:val="zh_TW" w:bidi="zh_TW"/>
-          </w:rPr>
-          <w:rPr>
-            <w:color w:val="0000EE"/>
-            <w:u w:val="single"/>
-          </w:rPr>
-          <w:t>彼得後書2:13</w:t>
-        </w:r>
-      </w:hyperlink>
+      <w:r>
+        <w:rPr>
+          <w:lang w:val="zh_TW" w:bidi="zh_TW"/>
+        </w:rPr>
+        <w:t>彼得後書2:13</w:t>
+      </w:r>
     </w:p>
     <w:p>
       <w:pPr>
@@ -427,18 +415,12 @@
           <w:lang w:val="zh_TW" w:bidi="zh_TW"/>
         </w:rPr>
       </w:r>
-      <w:hyperlink r:id="rId15">
-        <w:r>
-          <w:rPr>
-            <w:lang w:val="zh_TW" w:bidi="zh_TW"/>
-          </w:rPr>
-          <w:rPr>
-            <w:color w:val="0000EE"/>
-            <w:u w:val="single"/>
-          </w:rPr>
-          <w:t>申命記15:19–21</w:t>
-        </w:r>
-      </w:hyperlink>
+      <w:r>
+        <w:rPr>
+          <w:lang w:val="zh_TW" w:bidi="zh_TW"/>
+        </w:rPr>
+        <w:t>申命記15:19–21</w:t>
+      </w:r>
     </w:p>
     <w:p>
       <w:pPr>
@@ -451,18 +433,12 @@
           <w:lang w:val="zh_TW" w:bidi="zh_TW"/>
         </w:rPr>
       </w:r>
-      <w:hyperlink r:id="rId16">
-        <w:r>
-          <w:rPr>
-            <w:lang w:val="zh_TW" w:bidi="zh_TW"/>
-          </w:rPr>
-          <w:rPr>
-            <w:color w:val="0000EE"/>
-            <w:u w:val="single"/>
-          </w:rPr>
-          <w:t>民數記6:13–15</w:t>
-        </w:r>
-      </w:hyperlink>
+      <w:r>
+        <w:rPr>
+          <w:lang w:val="zh_TW" w:bidi="zh_TW"/>
+        </w:rPr>
+        <w:t>民數記6:13–15</w:t>
+      </w:r>
     </w:p>
     <w:p>
       <w:pPr>
@@ -475,18 +451,12 @@
           <w:lang w:val="zh_TW" w:bidi="zh_TW"/>
         </w:rPr>
       </w:r>
-      <w:hyperlink r:id="rId17">
-        <w:r>
-          <w:rPr>
-            <w:lang w:val="zh_TW" w:bidi="zh_TW"/>
-          </w:rPr>
-          <w:rPr>
-            <w:color w:val="0000EE"/>
-            <w:u w:val="single"/>
-          </w:rPr>
-          <w:t>雅歌4:7</w:t>
-        </w:r>
-      </w:hyperlink>
+      <w:r>
+        <w:rPr>
+          <w:lang w:val="zh_TW" w:bidi="zh_TW"/>
+        </w:rPr>
+        <w:t>雅歌4:7</w:t>
+      </w:r>
     </w:p>
     <w:p>
       <w:pPr>
@@ -740,18 +710,12 @@
           <w:lang w:val="zh_TW" w:bidi="zh_TW"/>
         </w:rPr>
       </w:r>
-      <w:hyperlink r:id="rId18">
-        <w:r>
-          <w:rPr>
-            <w:lang w:val="zh_TW" w:bidi="zh_TW"/>
-          </w:rPr>
-          <w:rPr>
-            <w:color w:val="0000EE"/>
-            <w:u w:val="single"/>
-          </w:rPr>
-          <w:t>加拉太書4:25</w:t>
-        </w:r>
-      </w:hyperlink>
+      <w:r>
+        <w:rPr>
+          <w:lang w:val="zh_TW" w:bidi="zh_TW"/>
+        </w:rPr>
+        <w:t>加拉太書4:25</w:t>
+      </w:r>
     </w:p>
     <w:p>
       <w:pPr>
@@ -764,18 +728,12 @@
           <w:lang w:val="zh_TW" w:bidi="zh_TW"/>
         </w:rPr>
       </w:r>
-      <w:hyperlink r:id="rId19">
-        <w:r>
-          <w:rPr>
-            <w:lang w:val="zh_TW" w:bidi="zh_TW"/>
-          </w:rPr>
-          <w:rPr>
-            <w:color w:val="0000EE"/>
-            <w:u w:val="single"/>
-          </w:rPr>
-          <w:t>創世記16:1–4</w:t>
-        </w:r>
-      </w:hyperlink>
+      <w:r>
+        <w:rPr>
+          <w:lang w:val="zh_TW" w:bidi="zh_TW"/>
+        </w:rPr>
+        <w:t>創世記16:1–4</w:t>
+      </w:r>
     </w:p>
     <w:p>
       <w:pPr>
@@ -788,18 +746,12 @@
           <w:lang w:val="zh_TW" w:bidi="zh_TW"/>
         </w:rPr>
       </w:r>
-      <w:hyperlink r:id="rId20">
-        <w:r>
-          <w:rPr>
-            <w:lang w:val="zh_TW" w:bidi="zh_TW"/>
-          </w:rPr>
-          <w:rPr>
-            <w:color w:val="0000EE"/>
-            <w:u w:val="single"/>
-          </w:rPr>
-          <w:t>創世記21:9</w:t>
-        </w:r>
-      </w:hyperlink>
+      <w:r>
+        <w:rPr>
+          <w:lang w:val="zh_TW" w:bidi="zh_TW"/>
+        </w:rPr>
+        <w:t>創世記21:9</w:t>
+      </w:r>
     </w:p>
     <w:p>
       <w:pPr>
@@ -812,18 +764,12 @@
           <w:lang w:val="zh_TW" w:bidi="zh_TW"/>
         </w:rPr>
       </w:r>
-      <w:hyperlink r:id="rId21">
-        <w:r>
-          <w:rPr>
-            <w:lang w:val="zh_TW" w:bidi="zh_TW"/>
-          </w:rPr>
-          <w:rPr>
-            <w:color w:val="0000EE"/>
-            <w:u w:val="single"/>
-          </w:rPr>
-          <w:t>創世記25:12</w:t>
-        </w:r>
-      </w:hyperlink>
+      <w:r>
+        <w:rPr>
+          <w:lang w:val="zh_TW" w:bidi="zh_TW"/>
+        </w:rPr>
+        <w:t>創世記25:12</w:t>
+      </w:r>
     </w:p>
     <w:p>
       <w:pPr>
@@ -1158,18 +1104,12 @@
           <w:lang w:val="zh_TW" w:bidi="zh_TW"/>
         </w:rPr>
       </w:r>
-      <w:hyperlink r:id="rId22">
-        <w:r>
-          <w:rPr>
-            <w:lang w:val="zh_TW" w:bidi="zh_TW"/>
-          </w:rPr>
-          <w:rPr>
-            <w:color w:val="0000EE"/>
-            <w:u w:val="single"/>
-          </w:rPr>
-          <w:t>提摩太前書2:13</w:t>
-        </w:r>
-      </w:hyperlink>
+      <w:r>
+        <w:rPr>
+          <w:lang w:val="zh_TW" w:bidi="zh_TW"/>
+        </w:rPr>
+        <w:t>提摩太前書2:13</w:t>
+      </w:r>
     </w:p>
     <w:p>
       <w:pPr>
@@ -1182,18 +1122,12 @@
           <w:lang w:val="zh_TW" w:bidi="zh_TW"/>
         </w:rPr>
       </w:r>
-      <w:hyperlink r:id="rId23">
-        <w:r>
-          <w:rPr>
-            <w:lang w:val="zh_TW" w:bidi="zh_TW"/>
-          </w:rPr>
-          <w:rPr>
-            <w:color w:val="0000EE"/>
-            <w:u w:val="single"/>
-          </w:rPr>
-          <w:t>哥林多後書11:3</w:t>
-        </w:r>
-      </w:hyperlink>
+      <w:r>
+        <w:rPr>
+          <w:lang w:val="zh_TW" w:bidi="zh_TW"/>
+        </w:rPr>
+        <w:t>哥林多後書11:3</w:t>
+      </w:r>
     </w:p>
     <w:p>
       <w:pPr>
@@ -1206,18 +1140,12 @@
           <w:lang w:val="zh_TW" w:bidi="zh_TW"/>
         </w:rPr>
       </w:r>
-      <w:hyperlink r:id="rId24">
-        <w:r>
-          <w:rPr>
-            <w:lang w:val="zh_TW" w:bidi="zh_TW"/>
-          </w:rPr>
-          <w:rPr>
-            <w:color w:val="0000EE"/>
-            <w:u w:val="single"/>
-          </w:rPr>
-          <w:t>創世記3:20</w:t>
-        </w:r>
-      </w:hyperlink>
+      <w:r>
+        <w:rPr>
+          <w:lang w:val="zh_TW" w:bidi="zh_TW"/>
+        </w:rPr>
+        <w:t>創世記3:20</w:t>
+      </w:r>
     </w:p>
     <w:p>
       <w:pPr>
@@ -1230,18 +1158,12 @@
           <w:lang w:val="zh_TW" w:bidi="zh_TW"/>
         </w:rPr>
       </w:r>
-      <w:hyperlink r:id="rId25">
-        <w:r>
-          <w:rPr>
-            <w:lang w:val="zh_TW" w:bidi="zh_TW"/>
-          </w:rPr>
-          <w:rPr>
-            <w:color w:val="0000EE"/>
-            <w:u w:val="single"/>
-          </w:rPr>
-          <w:t>創世記4:2</w:t>
-        </w:r>
-      </w:hyperlink>
+      <w:r>
+        <w:rPr>
+          <w:lang w:val="zh_TW" w:bidi="zh_TW"/>
+        </w:rPr>
+        <w:t>創世記4:2</w:t>
+      </w:r>
     </w:p>
     <w:p>
       <w:pPr>

--- a/zht/docx/193.content.docx
+++ b/zht/docx/193.content.docx
@@ -1055,19 +1055,7 @@
         <w:rPr>
           <w:lang w:val="zh_TW" w:bidi="zh_TW"/>
         </w:rPr>
-        <w:t>，</w:t>
-      </w:r>
-      <w:r>
-        <w:rPr>
-          <w:lang w:val="zh_TW" w:bidi="zh_TW"/>
-        </w:rPr>
-        <w:t>生命</w:t>
-      </w:r>
-      <w:r>
-        <w:rPr>
-          <w:lang w:val="zh_TW" w:bidi="zh_TW"/>
-        </w:rPr>
-        <w:t>，</w:t>
+        <w:t>，生命，</w:t>
       </w:r>
       <w:r>
         <w:rPr>
